--- a/MONSMECTA_EXPORT/몬스멕타_제조원_독점공급확인서_영문.docx
+++ b/MONSMECTA_EXPORT/몬스멕타_제조원_독점공급확인서_영문.docx
@@ -91,7 +91,7 @@
               <w:br/>
               <w:t>• Manufacturing License No. (사료제조업등록번호): 5530000-034-2018-0018</w:t>
               <w:br/>
-              <w:t>• Representative (대표자): Leem tae young, Leem chang hee</w:t>
+              <w:t>• Representative (대표): Leem tae young (임태영)</w:t>
             </w:r>
           </w:p>
         </w:tc>
@@ -270,7 +270,7 @@
         <w:br/>
         <w:t>Company Name: Mobio co. (엠오바이오)</w:t>
         <w:br/>
-        <w:t>Representative: Leem tae young / Leem chang hee</w:t>
+        <w:t>Representative: Leem tae young (대표 임태영)</w:t>
         <w:br/>
         <w:br/>
         <w:t>Signature &amp; Official Seal: ___________________________________ [인]</w:t>
